--- a/Docments/仕様書.docx
+++ b/Docments/仕様書.docx
@@ -124,7 +124,6 @@
     <w:p>
       <w:pPr>
         <w:rPr>
-          <w:rFonts w:hint="eastAsia"/>
           <w:szCs w:val="21"/>
         </w:rPr>
       </w:pPr>
@@ -199,7 +198,6 @@
     <w:p>
       <w:pPr>
         <w:rPr>
-          <w:rFonts w:hint="eastAsia"/>
           <w:szCs w:val="21"/>
         </w:rPr>
       </w:pPr>
@@ -234,7 +232,6 @@
     <w:p>
       <w:pPr>
         <w:rPr>
-          <w:rFonts w:hint="eastAsia"/>
           <w:szCs w:val="21"/>
         </w:rPr>
       </w:pPr>
@@ -252,6 +249,41 @@
           <w:szCs w:val="21"/>
         </w:rPr>
       </w:pPr>
+    </w:p>
+    <w:p>
+      <w:pPr>
+        <w:rPr>
+          <w:rFonts w:hint="eastAsia"/>
+          <w:szCs w:val="21"/>
+        </w:rPr>
+      </w:pPr>
+      <w:r>
+        <w:rPr>
+          <w:rFonts w:hint="eastAsia"/>
+          <w:szCs w:val="21"/>
+        </w:rPr>
+        <w:t>＊3</w:t>
+      </w:r>
+      <w:r>
+        <w:rPr>
+          <w:szCs w:val="21"/>
+        </w:rPr>
+        <w:t>D</w:t>
+      </w:r>
+      <w:r>
+        <w:rPr>
+          <w:rFonts w:hint="eastAsia"/>
+          <w:szCs w:val="21"/>
+        </w:rPr>
+        <w:t>のリール実装！？</w:t>
+      </w:r>
+    </w:p>
+    <w:p>
+      <w:pPr>
+        <w:rPr>
+          <w:szCs w:val="21"/>
+        </w:rPr>
+      </w:pPr>
       <w:r>
         <w:rPr>
           <w:rFonts w:hint="eastAsia"/>
@@ -338,7 +370,6 @@
     <w:p>
       <w:pPr>
         <w:rPr>
-          <w:rFonts w:hint="eastAsia"/>
           <w:szCs w:val="21"/>
         </w:rPr>
       </w:pPr>
@@ -402,58 +433,51 @@
           <w:rFonts w:hint="eastAsia"/>
           <w:szCs w:val="21"/>
         </w:rPr>
+        <w:t xml:space="preserve">・図柄イメージ </w:t>
+      </w:r>
+      <w:r>
+        <w:rPr>
+          <w:szCs w:val="21"/>
+        </w:rPr>
+        <w:t>RPG</w:t>
+      </w:r>
+      <w:r>
+        <w:rPr>
+          <w:rFonts w:hint="eastAsia"/>
+          <w:szCs w:val="21"/>
+        </w:rPr>
+        <w:t>風?</w:t>
+      </w:r>
+    </w:p>
+    <w:p>
+      <w:pPr>
+        <w:rPr>
+          <w:szCs w:val="21"/>
+        </w:rPr>
+      </w:pPr>
+      <w:r>
+        <w:rPr>
+          <w:rFonts w:hint="eastAsia"/>
+          <w:szCs w:val="21"/>
+        </w:rPr>
+        <w:t>・リールの配列、転生そのまま</w:t>
+      </w:r>
+    </w:p>
+    <w:p>
+      <w:pPr>
+        <w:rPr>
+          <w:szCs w:val="21"/>
+        </w:rPr>
+      </w:pPr>
+      <w:r>
+        <w:rPr>
+          <w:rFonts w:hint="eastAsia"/>
+          <w:szCs w:val="21"/>
+        </w:rPr>
         <w:t>・</w:t>
       </w:r>
       <w:r>
         <w:rPr>
-          <w:rFonts w:hint="eastAsia"/>
-          <w:szCs w:val="21"/>
-        </w:rPr>
-        <w:t xml:space="preserve">図柄イメージ </w:t>
-      </w:r>
-      <w:r>
-        <w:rPr>
-          <w:szCs w:val="21"/>
-        </w:rPr>
-        <w:t>RPG</w:t>
-      </w:r>
-      <w:r>
-        <w:rPr>
-          <w:rFonts w:hint="eastAsia"/>
-          <w:szCs w:val="21"/>
-        </w:rPr>
-        <w:t>風?</w:t>
-      </w:r>
-    </w:p>
-    <w:p>
-      <w:pPr>
-        <w:rPr>
-          <w:szCs w:val="21"/>
-        </w:rPr>
-      </w:pPr>
-      <w:r>
-        <w:rPr>
-          <w:rFonts w:hint="eastAsia"/>
-          <w:szCs w:val="21"/>
-        </w:rPr>
-        <w:t>・リールの配列、転生そのまま</w:t>
-      </w:r>
-    </w:p>
-    <w:p>
-      <w:pPr>
-        <w:rPr>
-          <w:szCs w:val="21"/>
-        </w:rPr>
-      </w:pPr>
-      <w:r>
-        <w:rPr>
-          <w:rFonts w:hint="eastAsia"/>
-          <w:szCs w:val="21"/>
-        </w:rPr>
-        <w:t>・</w:t>
-      </w:r>
-      <w:r>
-        <w:rPr>
           <w:szCs w:val="21"/>
         </w:rPr>
         <w:t>7</w:t>
@@ -469,7 +493,6 @@
     <w:p>
       <w:pPr>
         <w:rPr>
-          <w:rFonts w:hint="eastAsia"/>
           <w:szCs w:val="21"/>
         </w:rPr>
       </w:pPr>

--- a/Docments/仕様書.docx
+++ b/Docments/仕様書.docx
@@ -253,7 +253,6 @@
     <w:p>
       <w:pPr>
         <w:rPr>
-          <w:rFonts w:hint="eastAsia"/>
           <w:szCs w:val="21"/>
         </w:rPr>
       </w:pPr>
@@ -309,15 +308,37 @@
           <w:rFonts w:hint="eastAsia"/>
           <w:szCs w:val="21"/>
         </w:rPr>
+        <w:t>★</w:t>
+      </w:r>
+      <w:r>
+        <w:rPr>
+          <w:rFonts w:hint="eastAsia"/>
+          <w:szCs w:val="21"/>
+        </w:rPr>
         <w:t>・獲得枚数</w:t>
       </w:r>
-    </w:p>
-    <w:p>
-      <w:pPr>
-        <w:rPr>
-          <w:szCs w:val="21"/>
-        </w:rPr>
-      </w:pPr>
+      <w:r>
+        <w:rPr>
+          <w:rFonts w:hint="eastAsia"/>
+          <w:szCs w:val="21"/>
+        </w:rPr>
+        <w:t xml:space="preserve">　　　　　　　　　　　　　　　　北斗参考？</w:t>
+      </w:r>
+    </w:p>
+    <w:p>
+      <w:pPr>
+        <w:rPr>
+          <w:rFonts w:hint="eastAsia"/>
+          <w:szCs w:val="21"/>
+        </w:rPr>
+      </w:pPr>
+      <w:r>
+        <w:rPr>
+          <w:rFonts w:hint="eastAsia"/>
+          <w:szCs w:val="21"/>
+        </w:rPr>
+        <w:t>★</w:t>
+      </w:r>
       <w:r>
         <w:rPr>
           <w:rFonts w:hint="eastAsia"/>
@@ -325,13 +346,27 @@
         </w:rPr>
         <w:t>・残りゲーム数</w:t>
       </w:r>
-    </w:p>
-    <w:p>
-      <w:pPr>
-        <w:rPr>
-          <w:szCs w:val="21"/>
-        </w:rPr>
-      </w:pPr>
+      <w:r>
+        <w:rPr>
+          <w:rFonts w:hint="eastAsia"/>
+          <w:szCs w:val="21"/>
+        </w:rPr>
+        <w:t xml:space="preserve">　　　　　　　　　　　　　　北斗参考？</w:t>
+      </w:r>
+    </w:p>
+    <w:p>
+      <w:pPr>
+        <w:rPr>
+          <w:szCs w:val="21"/>
+        </w:rPr>
+      </w:pPr>
+      <w:r>
+        <w:rPr>
+          <w:rFonts w:hint="eastAsia"/>
+          <w:szCs w:val="21"/>
+        </w:rPr>
+        <w:t>★</w:t>
+      </w:r>
       <w:r>
         <w:rPr>
           <w:rFonts w:hint="eastAsia"/>
@@ -339,13 +374,27 @@
         </w:rPr>
         <w:t>・勝舞魂数</w:t>
       </w:r>
-    </w:p>
-    <w:p>
-      <w:pPr>
-        <w:rPr>
-          <w:szCs w:val="21"/>
-        </w:rPr>
-      </w:pPr>
+      <w:r>
+        <w:rPr>
+          <w:rFonts w:hint="eastAsia"/>
+          <w:szCs w:val="21"/>
+        </w:rPr>
+        <w:t xml:space="preserve">　　　　　　　　　　　　　　　　北斗と融合</w:t>
+      </w:r>
+    </w:p>
+    <w:p>
+      <w:pPr>
+        <w:rPr>
+          <w:szCs w:val="21"/>
+        </w:rPr>
+      </w:pPr>
+      <w:r>
+        <w:rPr>
+          <w:rFonts w:hint="eastAsia"/>
+          <w:szCs w:val="21"/>
+        </w:rPr>
+        <w:t>★</w:t>
+      </w:r>
       <w:r>
         <w:rPr>
           <w:rFonts w:hint="eastAsia"/>
@@ -366,6 +415,20 @@
         </w:rPr>
         <w:t>)</w:t>
       </w:r>
+      <w:r>
+        <w:rPr>
+          <w:rFonts w:hint="eastAsia"/>
+          <w:szCs w:val="21"/>
+        </w:rPr>
+        <w:t xml:space="preserve">　　　</w:t>
+      </w:r>
+      <w:r>
+        <w:rPr>
+          <w:rFonts w:hint="eastAsia"/>
+          <w:szCs w:val="21"/>
+        </w:rPr>
+        <w:t>仮作成開始</w:t>
+      </w:r>
     </w:p>
     <w:p>
       <w:pPr>
@@ -387,6 +450,13 @@
         </w:rPr>
         <w:t>!ナビ</w:t>
       </w:r>
+      <w:r>
+        <w:rPr>
+          <w:rFonts w:hint="eastAsia"/>
+          <w:szCs w:val="21"/>
+        </w:rPr>
+        <w:t xml:space="preserve">　　　　　　　　　　　　　　　　　　何を参考に？</w:t>
+      </w:r>
     </w:p>
     <w:p>
       <w:pPr>
@@ -421,10 +491,18 @@
         </w:rPr>
         <w:t>・リザルトの背景</w:t>
       </w:r>
-    </w:p>
-    <w:p>
-      <w:pPr>
-        <w:rPr>
+      <w:r>
+        <w:rPr>
+          <w:rFonts w:hint="eastAsia"/>
+          <w:szCs w:val="21"/>
+        </w:rPr>
+        <w:t xml:space="preserve">　　　　　　　　　　　　　</w:t>
+      </w:r>
+    </w:p>
+    <w:p>
+      <w:pPr>
+        <w:rPr>
+          <w:rFonts w:hint="eastAsia"/>
           <w:szCs w:val="21"/>
         </w:rPr>
       </w:pPr>
@@ -448,6 +526,13 @@
         </w:rPr>
         <w:t>風?</w:t>
       </w:r>
+      <w:r>
+        <w:rPr>
+          <w:rFonts w:hint="eastAsia"/>
+          <w:szCs w:val="21"/>
+        </w:rPr>
+        <w:t xml:space="preserve">　　　　　　　　　　</w:t>
+      </w:r>
     </w:p>
     <w:p>
       <w:pPr>
@@ -462,6 +547,13 @@
         </w:rPr>
         <w:t>・リールの配列、転生そのまま</w:t>
       </w:r>
+      <w:r>
+        <w:rPr>
+          <w:rFonts w:hint="eastAsia"/>
+          <w:szCs w:val="21"/>
+        </w:rPr>
+        <w:t xml:space="preserve">　　　　　　　</w:t>
+      </w:r>
     </w:p>
     <w:p>
       <w:pPr>
@@ -489,6 +581,13 @@
         </w:rPr>
         <w:t>を狙えカットイン</w:t>
       </w:r>
+      <w:r>
+        <w:rPr>
+          <w:rFonts w:hint="eastAsia"/>
+          <w:szCs w:val="21"/>
+        </w:rPr>
+        <w:t xml:space="preserve">　　　　　　　　　　　魔王君カットイン３段階？</w:t>
+      </w:r>
     </w:p>
     <w:p>
       <w:pPr>
@@ -508,6 +607,13 @@
           <w:szCs w:val="21"/>
         </w:rPr>
         <w:t>?)</w:t>
+      </w:r>
+      <w:r>
+        <w:rPr>
+          <w:rFonts w:hint="eastAsia"/>
+          <w:szCs w:val="21"/>
+        </w:rPr>
+        <w:t xml:space="preserve">　　　　　　　時間的に作れる？</w:t>
       </w:r>
     </w:p>
     <w:sectPr>
